--- a/14种扫雷变体/M.docx
+++ b/14种扫雷变体/M.docx
@@ -75,12 +75,12 @@
       <w:pPr>
         <w:pStyle w:val="a9"/>
         <w:rPr>
-          <w:rFonts w:hint="eastAsia"/>
           <w:lang w:eastAsia="zh-CN"/>
         </w:rPr>
       </w:pPr>
       <w:r>
         <w:rPr>
+          <w:noProof/>
           <w:lang w:eastAsia="zh-CN"/>
         </w:rPr>
         <w:drawing>
@@ -108,6 +108,133 @@
                     <a:xfrm>
                       <a:off x="0" y="0"/>
                       <a:ext cx="4799050" cy="3857845"/>
+                    </a:xfrm>
+                    <a:prstGeom prst="rect">
+                      <a:avLst/>
+                    </a:prstGeom>
+                  </pic:spPr>
+                </pic:pic>
+              </a:graphicData>
+            </a:graphic>
+          </wp:inline>
+        </w:drawing>
+      </w:r>
+    </w:p>
+    <w:p>
+      <w:pPr>
+        <w:pStyle w:val="a9"/>
+        <w:rPr>
+          <w:lang w:eastAsia="zh-CN"/>
+        </w:rPr>
+      </w:pPr>
+    </w:p>
+    <w:p>
+      <w:pPr>
+        <w:pStyle w:val="a9"/>
+        <w:numPr>
+          <w:ilvl w:val="0"/>
+          <w:numId w:val="1"/>
+        </w:numPr>
+        <w:rPr>
+          <w:lang w:eastAsia="zh-CN"/>
+        </w:rPr>
+      </w:pPr>
+      <w:r>
+        <w:rPr>
+          <w:rFonts w:hint="eastAsia"/>
+          <w:lang w:eastAsia="zh-CN"/>
+        </w:rPr>
+        <w:t>无论假设哪种情况都会推出某个区域没雷</w:t>
+      </w:r>
+    </w:p>
+    <w:p>
+      <w:pPr>
+        <w:pStyle w:val="a9"/>
+        <w:rPr>
+          <w:lang w:eastAsia="zh-CN"/>
+        </w:rPr>
+      </w:pPr>
+      <w:r>
+        <w:rPr>
+          <w:rFonts w:hint="eastAsia"/>
+          <w:lang w:eastAsia="zh-CN"/>
+        </w:rPr>
+        <w:t xml:space="preserve">e.g. </w:t>
+      </w:r>
+      <w:r>
+        <w:rPr>
+          <w:rFonts w:hint="eastAsia"/>
+          <w:lang w:eastAsia="zh-CN"/>
+        </w:rPr>
+        <w:t>无论</w:t>
+      </w:r>
+      <w:r>
+        <w:rPr>
+          <w:rFonts w:hint="eastAsia"/>
+          <w:lang w:eastAsia="zh-CN"/>
+        </w:rPr>
+        <w:t>2</w:t>
+      </w:r>
+      <w:r>
+        <w:rPr>
+          <w:rFonts w:hint="eastAsia"/>
+          <w:lang w:eastAsia="zh-CN"/>
+        </w:rPr>
+        <w:t>下方有雷还是没雷，</w:t>
+      </w:r>
+      <w:r>
+        <w:rPr>
+          <w:rFonts w:hint="eastAsia"/>
+          <w:lang w:eastAsia="zh-CN"/>
+        </w:rPr>
+        <w:t>6</w:t>
+      </w:r>
+      <w:r>
+        <w:rPr>
+          <w:rFonts w:hint="eastAsia"/>
+          <w:lang w:eastAsia="zh-CN"/>
+        </w:rPr>
+        <w:t>下方都是没雷</w:t>
+      </w:r>
+    </w:p>
+    <w:p>
+      <w:pPr>
+        <w:pStyle w:val="a9"/>
+        <w:rPr>
+          <w:rFonts w:hint="eastAsia"/>
+          <w:lang w:eastAsia="zh-CN"/>
+        </w:rPr>
+      </w:pPr>
+      <w:r>
+        <w:rPr>
+          <w:lang w:eastAsia="zh-CN"/>
+        </w:rPr>
+        <w:lastRenderedPageBreak/>
+        <w:drawing>
+          <wp:inline distT="0" distB="0" distL="0" distR="0" wp14:anchorId="3FE69C1E" wp14:editId="3E595B9A">
+            <wp:extent cx="4493762" cy="4056613"/>
+            <wp:effectExtent l="0" t="0" r="2540" b="1270"/>
+            <wp:docPr id="240496222" name="图片 1"/>
+            <wp:cNvGraphicFramePr>
+              <a:graphicFrameLocks xmlns:a="http://schemas.openxmlformats.org/drawingml/2006/main" noChangeAspect="1"/>
+            </wp:cNvGraphicFramePr>
+            <a:graphic xmlns:a="http://schemas.openxmlformats.org/drawingml/2006/main">
+              <a:graphicData uri="http://schemas.openxmlformats.org/drawingml/2006/picture">
+                <pic:pic xmlns:pic="http://schemas.openxmlformats.org/drawingml/2006/picture">
+                  <pic:nvPicPr>
+                    <pic:cNvPr id="240496222" name=""/>
+                    <pic:cNvPicPr/>
+                  </pic:nvPicPr>
+                  <pic:blipFill>
+                    <a:blip r:embed="rId6"/>
+                    <a:stretch>
+                      <a:fillRect/>
+                    </a:stretch>
+                  </pic:blipFill>
+                  <pic:spPr>
+                    <a:xfrm>
+                      <a:off x="0" y="0"/>
+                      <a:ext cx="4497599" cy="4060077"/>
                     </a:xfrm>
                     <a:prstGeom prst="rect">
                       <a:avLst/>

--- a/14种扫雷变体/M.docx
+++ b/14种扫雷变体/M.docx
@@ -124,6 +124,45 @@
       <w:pPr>
         <w:pStyle w:val="a9"/>
         <w:rPr>
+          <w:rFonts w:hint="eastAsia"/>
+          <w:lang w:eastAsia="zh-CN"/>
+        </w:rPr>
+      </w:pPr>
+    </w:p>
+    <w:p>
+      <w:pPr>
+        <w:pStyle w:val="a9"/>
+        <w:rPr>
+          <w:rFonts w:hint="eastAsia"/>
+          <w:lang w:eastAsia="zh-CN"/>
+        </w:rPr>
+      </w:pPr>
+      <w:r>
+        <w:rPr>
+          <w:rFonts w:hint="eastAsia"/>
+          <w:lang w:eastAsia="zh-CN"/>
+        </w:rPr>
+        <w:t>可以在假设</w:t>
+      </w:r>
+      <w:r>
+        <w:rPr>
+          <w:rFonts w:hint="eastAsia"/>
+          <w:lang w:eastAsia="zh-CN"/>
+        </w:rPr>
+        <w:t>1</w:t>
+      </w:r>
+      <w:r>
+        <w:rPr>
+          <w:rFonts w:hint="eastAsia"/>
+          <w:lang w:eastAsia="zh-CN"/>
+        </w:rPr>
+        <w:t>种情况后把结果截图下来，再和假设的别的情况对比</w:t>
+      </w:r>
+    </w:p>
+    <w:p>
+      <w:pPr>
+        <w:pStyle w:val="a9"/>
+        <w:rPr>
           <w:lang w:eastAsia="zh-CN"/>
         </w:rPr>
       </w:pPr>
@@ -201,12 +240,12 @@
       <w:pPr>
         <w:pStyle w:val="a9"/>
         <w:rPr>
-          <w:rFonts w:hint="eastAsia"/>
-          <w:lang w:eastAsia="zh-CN"/>
-        </w:rPr>
-      </w:pPr>
-      <w:r>
-        <w:rPr>
+          <w:lang w:eastAsia="zh-CN"/>
+        </w:rPr>
+      </w:pPr>
+      <w:r>
+        <w:rPr>
+          <w:noProof/>
           <w:lang w:eastAsia="zh-CN"/>
         </w:rPr>
         <w:lastRenderedPageBreak/>

--- a/14种扫雷变体/M.docx
+++ b/14种扫雷变体/M.docx
@@ -122,47 +122,8 @@
     </w:p>
     <w:p>
       <w:pPr>
-        <w:pStyle w:val="a9"/>
-        <w:rPr>
-          <w:rFonts w:hint="eastAsia"/>
-          <w:lang w:eastAsia="zh-CN"/>
-        </w:rPr>
-      </w:pPr>
-    </w:p>
-    <w:p>
-      <w:pPr>
-        <w:pStyle w:val="a9"/>
-        <w:rPr>
-          <w:rFonts w:hint="eastAsia"/>
-          <w:lang w:eastAsia="zh-CN"/>
-        </w:rPr>
-      </w:pPr>
-      <w:r>
-        <w:rPr>
-          <w:rFonts w:hint="eastAsia"/>
-          <w:lang w:eastAsia="zh-CN"/>
-        </w:rPr>
-        <w:t>可以在假设</w:t>
-      </w:r>
-      <w:r>
-        <w:rPr>
-          <w:rFonts w:hint="eastAsia"/>
-          <w:lang w:eastAsia="zh-CN"/>
-        </w:rPr>
-        <w:t>1</w:t>
-      </w:r>
-      <w:r>
-        <w:rPr>
-          <w:rFonts w:hint="eastAsia"/>
-          <w:lang w:eastAsia="zh-CN"/>
-        </w:rPr>
-        <w:t>种情况后把结果截图下来，再和假设的别的情况对比</w:t>
-      </w:r>
-    </w:p>
-    <w:p>
-      <w:pPr>
-        <w:pStyle w:val="a9"/>
-        <w:rPr>
+        <w:rPr>
+          <w:rFonts w:hint="eastAsia"/>
           <w:lang w:eastAsia="zh-CN"/>
         </w:rPr>
       </w:pPr>
@@ -285,6 +246,56 @@
           </wp:inline>
         </w:drawing>
       </w:r>
+    </w:p>
+    <w:p>
+      <w:pPr>
+        <w:rPr>
+          <w:lang w:eastAsia="zh-CN"/>
+        </w:rPr>
+      </w:pPr>
+    </w:p>
+    <w:p>
+      <w:pPr>
+        <w:rPr>
+          <w:lang w:eastAsia="zh-CN"/>
+        </w:rPr>
+      </w:pPr>
+      <w:r>
+        <w:rPr>
+          <w:rFonts w:hint="eastAsia"/>
+          <w:lang w:eastAsia="zh-CN"/>
+        </w:rPr>
+        <w:t xml:space="preserve">For 1 and 2, </w:t>
+      </w:r>
+      <w:r>
+        <w:rPr>
+          <w:rFonts w:hint="eastAsia"/>
+          <w:lang w:eastAsia="zh-CN"/>
+        </w:rPr>
+        <w:t>可以在假设</w:t>
+      </w:r>
+      <w:r>
+        <w:rPr>
+          <w:rFonts w:hint="eastAsia"/>
+          <w:lang w:eastAsia="zh-CN"/>
+        </w:rPr>
+        <w:t>1</w:t>
+      </w:r>
+      <w:r>
+        <w:rPr>
+          <w:rFonts w:hint="eastAsia"/>
+          <w:lang w:eastAsia="zh-CN"/>
+        </w:rPr>
+        <w:t>种情况后把结果截图下来，再和假设的别的情况对比</w:t>
+      </w:r>
+    </w:p>
+    <w:p>
+      <w:pPr>
+        <w:rPr>
+          <w:rFonts w:hint="eastAsia"/>
+          <w:lang w:eastAsia="zh-CN"/>
+        </w:rPr>
+      </w:pPr>
     </w:p>
     <w:sectPr>
       <w:pgSz w:w="11906" w:h="16838"/>

--- a/14种扫雷变体/M.docx
+++ b/14种扫雷变体/M.docx
@@ -123,7 +123,6 @@
     <w:p>
       <w:pPr>
         <w:rPr>
-          <w:rFonts w:hint="eastAsia"/>
           <w:lang w:eastAsia="zh-CN"/>
         </w:rPr>
       </w:pPr>
@@ -288,11 +287,17 @@
         </w:rPr>
         <w:t>种情况后把结果截图下来，再和假设的别的情况对比</w:t>
       </w:r>
+      <w:r>
+        <w:rPr>
+          <w:rFonts w:hint="eastAsia"/>
+          <w:lang w:eastAsia="zh-CN"/>
+        </w:rPr>
+        <w:t>，就能找到都是雷或者都不是雷的区域</w:t>
+      </w:r>
     </w:p>
     <w:p>
       <w:pPr>
         <w:rPr>
-          <w:rFonts w:hint="eastAsia"/>
           <w:lang w:eastAsia="zh-CN"/>
         </w:rPr>
       </w:pPr>

--- a/14种扫雷变体/M.docx
+++ b/14种扫雷变体/M.docx
@@ -99,7 +99,7 @@
                     <pic:cNvPicPr/>
                   </pic:nvPicPr>
                   <pic:blipFill>
-                    <a:blip r:embed="rId5"/>
+                    <a:blip r:embed="rId7"/>
                     <a:stretch>
                       <a:fillRect/>
                     </a:stretch>
@@ -225,7 +225,7 @@
                     <pic:cNvPicPr/>
                   </pic:nvPicPr>
                   <pic:blipFill>
-                    <a:blip r:embed="rId6"/>
+                    <a:blip r:embed="rId8"/>
                     <a:stretch>
                       <a:fillRect/>
                     </a:stretch>
@@ -302,6 +302,190 @@
         </w:rPr>
       </w:pPr>
     </w:p>
+    <w:p>
+      <w:pPr>
+        <w:pStyle w:val="a9"/>
+        <w:numPr>
+          <w:ilvl w:val="0"/>
+          <w:numId w:val="1"/>
+        </w:numPr>
+        <w:rPr>
+          <w:lang w:eastAsia="zh-CN"/>
+        </w:rPr>
+      </w:pPr>
+      <w:r>
+        <w:rPr>
+          <w:rFonts w:hint="eastAsia"/>
+          <w:lang w:eastAsia="zh-CN"/>
+        </w:rPr>
+        <w:t>列出可能性</w:t>
+      </w:r>
+    </w:p>
+    <w:p>
+      <w:pPr>
+        <w:pStyle w:val="a9"/>
+        <w:rPr>
+          <w:lang w:eastAsia="zh-CN"/>
+        </w:rPr>
+      </w:pPr>
+      <w:r>
+        <w:rPr>
+          <w:rFonts w:hint="eastAsia"/>
+          <w:lang w:eastAsia="zh-CN"/>
+        </w:rPr>
+        <w:t xml:space="preserve">e.g. </w:t>
+      </w:r>
+    </w:p>
+    <w:p>
+      <w:pPr>
+        <w:pStyle w:val="a9"/>
+        <w:rPr>
+          <w:lang w:eastAsia="zh-CN"/>
+        </w:rPr>
+      </w:pPr>
+      <w:r>
+        <w:rPr>
+          <w:noProof/>
+          <w:lang w:eastAsia="zh-CN"/>
+        </w:rPr>
+        <w:lastRenderedPageBreak/>
+        <w:drawing>
+          <wp:inline distT="0" distB="0" distL="0" distR="0" wp14:anchorId="417762B0" wp14:editId="10CFEC6D">
+            <wp:extent cx="4288389" cy="4159314"/>
+            <wp:effectExtent l="0" t="0" r="0" b="0"/>
+            <wp:docPr id="1027209969" name="图片 1"/>
+            <wp:cNvGraphicFramePr>
+              <a:graphicFrameLocks xmlns:a="http://schemas.openxmlformats.org/drawingml/2006/main" noChangeAspect="1"/>
+            </wp:cNvGraphicFramePr>
+            <a:graphic xmlns:a="http://schemas.openxmlformats.org/drawingml/2006/main">
+              <a:graphicData uri="http://schemas.openxmlformats.org/drawingml/2006/picture">
+                <pic:pic xmlns:pic="http://schemas.openxmlformats.org/drawingml/2006/picture">
+                  <pic:nvPicPr>
+                    <pic:cNvPr id="1027209969" name=""/>
+                    <pic:cNvPicPr/>
+                  </pic:nvPicPr>
+                  <pic:blipFill>
+                    <a:blip r:embed="rId9"/>
+                    <a:stretch>
+                      <a:fillRect/>
+                    </a:stretch>
+                  </pic:blipFill>
+                  <pic:spPr>
+                    <a:xfrm>
+                      <a:off x="0" y="0"/>
+                      <a:ext cx="4292622" cy="4163420"/>
+                    </a:xfrm>
+                    <a:prstGeom prst="rect">
+                      <a:avLst/>
+                    </a:prstGeom>
+                  </pic:spPr>
+                </pic:pic>
+              </a:graphicData>
+            </a:graphic>
+          </wp:inline>
+        </w:drawing>
+      </w:r>
+    </w:p>
+    <w:p>
+      <w:pPr>
+        <w:pStyle w:val="a9"/>
+        <w:rPr>
+          <w:rFonts w:hint="eastAsia"/>
+          <w:lang w:eastAsia="zh-CN"/>
+        </w:rPr>
+      </w:pPr>
+      <w:r>
+        <w:rPr>
+          <w:rFonts w:hint="eastAsia"/>
+          <w:lang w:eastAsia="zh-CN"/>
+        </w:rPr>
+        <w:t>如果是</w:t>
+      </w:r>
+      <w:r>
+        <w:rPr>
+          <w:rFonts w:hint="eastAsia"/>
+          <w:lang w:eastAsia="zh-CN"/>
+        </w:rPr>
+        <w:t>2</w:t>
+      </w:r>
+      <w:r>
+        <w:rPr>
+          <w:rFonts w:hint="eastAsia"/>
+          <w:lang w:eastAsia="zh-CN"/>
+        </w:rPr>
+        <w:t>，那么</w:t>
+      </w:r>
+      <w:r>
+        <w:rPr>
+          <w:rFonts w:hint="eastAsia"/>
+          <w:lang w:eastAsia="zh-CN"/>
+        </w:rPr>
+        <w:t>5</w:t>
+      </w:r>
+      <w:r>
+        <w:rPr>
+          <w:rFonts w:hint="eastAsia"/>
+          <w:lang w:eastAsia="zh-CN"/>
+        </w:rPr>
+        <w:t>右边的三个格子必然有一个白格是雷</w:t>
+      </w:r>
+      <w:r>
+        <w:rPr>
+          <w:rFonts w:hint="eastAsia"/>
+          <w:lang w:eastAsia="zh-CN"/>
+        </w:rPr>
+        <w:t>；如果是</w:t>
+      </w:r>
+      <w:r>
+        <w:rPr>
+          <w:rFonts w:hint="eastAsia"/>
+          <w:lang w:eastAsia="zh-CN"/>
+        </w:rPr>
+        <w:t>4</w:t>
+      </w:r>
+      <w:r>
+        <w:rPr>
+          <w:rFonts w:hint="eastAsia"/>
+          <w:lang w:eastAsia="zh-CN"/>
+        </w:rPr>
+        <w:t>，那么</w:t>
+      </w:r>
+      <w:r>
+        <w:rPr>
+          <w:rFonts w:hint="eastAsia"/>
+          <w:lang w:eastAsia="zh-CN"/>
+        </w:rPr>
+        <w:t>5</w:t>
+      </w:r>
+      <w:r>
+        <w:rPr>
+          <w:rFonts w:hint="eastAsia"/>
+          <w:lang w:eastAsia="zh-CN"/>
+        </w:rPr>
+        <w:t>右边的三个格子都没雷，因此无论如何</w:t>
+      </w:r>
+      <w:r>
+        <w:rPr>
+          <w:rFonts w:hint="eastAsia"/>
+          <w:lang w:eastAsia="zh-CN"/>
+        </w:rPr>
+        <w:t>5</w:t>
+      </w:r>
+      <w:r>
+        <w:rPr>
+          <w:rFonts w:hint="eastAsia"/>
+          <w:lang w:eastAsia="zh-CN"/>
+        </w:rPr>
+        <w:t>右边的黑格都不是雷</w:t>
+      </w:r>
+    </w:p>
+    <w:p>
+      <w:pPr>
+        <w:rPr>
+          <w:lang w:eastAsia="zh-CN"/>
+        </w:rPr>
+      </w:pPr>
+    </w:p>
     <w:sectPr>
       <w:pgSz w:w="11906" w:h="16838"/>
       <w:pgMar w:top="1440" w:right="1800" w:bottom="1440" w:left="1800" w:header="708" w:footer="708" w:gutter="0"/>
@@ -310,6 +494,44 @@
     </w:sectPr>
   </w:body>
 </w:document>
+</file>
+
+<file path=word/endnotes.xml><?xml version="1.0" encoding="utf-8"?>
+<w:endnotes xmlns:wpc="http://schemas.microsoft.com/office/word/2010/wordprocessingCanvas" xmlns:cx="http://schemas.microsoft.com/office/drawing/2014/chartex" xmlns:cx1="http://schemas.microsoft.com/office/drawing/2015/9/8/chartex" xmlns:cx2="http://schemas.microsoft.com/office/drawing/2015/10/21/chartex" xmlns:cx3="http://schemas.microsoft.com/office/drawing/2016/5/9/chartex" xmlns:cx4="http://schemas.microsoft.com/office/drawing/2016/5/10/chartex" xmlns:cx5="http://schemas.microsoft.com/office/drawing/2016/5/11/chartex" xmlns:cx6="http://schemas.microsoft.com/office/drawing/2016/5/12/chartex" xmlns:cx7="http://schemas.microsoft.com/office/drawing/2016/5/13/chartex" xmlns:cx8="http://schemas.microsoft.com/office/drawing/2016/5/14/chartex" xmlns:mc="http://schemas.openxmlformats.org/markup-compatibility/2006" xmlns:aink="http://schemas.microsoft.com/office/drawing/2016/ink" xmlns:am3d="http://schemas.microsoft.com/office/drawing/2017/model3d" xmlns:o="urn:schemas-microsoft-com:office:office" xmlns:oel="http://schemas.microsoft.com/office/2019/extlst" xmlns:r="http://schemas.openxmlformats.org/officeDocument/2006/relationships" xmlns:m="http://schemas.openxmlformats.org/officeDocument/2006/math" xmlns:v="urn:schemas-microsoft-com:vml" xmlns:wp14="http://schemas.microsoft.com/office/word/2010/wordprocessingDrawing" xmlns:wp="http://schemas.openxmlformats.org/drawingml/2006/wordprocessingDrawing" xmlns:w10="urn:schemas-microsoft-com:office:word" xmlns:w="http://schemas.openxmlformats.org/wordprocessingml/2006/main" xmlns:w14="http://schemas.microsoft.com/office/word/2010/wordml" xmlns:w15="http://schemas.microsoft.com/office/word/2012/wordml" xmlns:w16cex="http://schemas.microsoft.com/office/word/2018/wordml/cex" xmlns:w16cid="http://schemas.microsoft.com/office/word/2016/wordml/cid" xmlns:w16="http://schemas.microsoft.com/office/word/2018/wordml" xmlns:w16du="http://schemas.microsoft.com/office/word/2023/wordml/word16du" xmlns:w16sdtdh="http://schemas.microsoft.com/office/word/2020/wordml/sdtdatahash" xmlns:w16sdtfl="http://schemas.microsoft.com/office/word/2024/wordml/sdtformatlock" xmlns:w16se="http://schemas.microsoft.com/office/word/2015/wordml/symex" xmlns:wpg="http://schemas.microsoft.com/office/word/2010/wordprocessingGroup" xmlns:wpi="http://schemas.microsoft.com/office/word/2010/wordprocessingInk" xmlns:wne="http://schemas.microsoft.com/office/word/2006/wordml" xmlns:wps="http://schemas.microsoft.com/office/word/2010/wordprocessingShape" mc:Ignorable="w14 w15 w16se w16cid w16 w16cex w16sdtdh w16sdtfl w16du wp14">
+  <w:endnote w:type="separator" w:id="-1">
+    <w:p>
+      <w:r>
+        <w:separator/>
+      </w:r>
+    </w:p>
+  </w:endnote>
+  <w:endnote w:type="continuationSeparator" w:id="0">
+    <w:p>
+      <w:r>
+        <w:continuationSeparator/>
+      </w:r>
+    </w:p>
+  </w:endnote>
+</w:endnotes>
+</file>
+
+<file path=word/footnotes.xml><?xml version="1.0" encoding="utf-8"?>
+<w:footnotes xmlns:wpc="http://schemas.microsoft.com/office/word/2010/wordprocessingCanvas" xmlns:cx="http://schemas.microsoft.com/office/drawing/2014/chartex" xmlns:cx1="http://schemas.microsoft.com/office/drawing/2015/9/8/chartex" xmlns:cx2="http://schemas.microsoft.com/office/drawing/2015/10/21/chartex" xmlns:cx3="http://schemas.microsoft.com/office/drawing/2016/5/9/chartex" xmlns:cx4="http://schemas.microsoft.com/office/drawing/2016/5/10/chartex" xmlns:cx5="http://schemas.microsoft.com/office/drawing/2016/5/11/chartex" xmlns:cx6="http://schemas.microsoft.com/office/drawing/2016/5/12/chartex" xmlns:cx7="http://schemas.microsoft.com/office/drawing/2016/5/13/chartex" xmlns:cx8="http://schemas.microsoft.com/office/drawing/2016/5/14/chartex" xmlns:mc="http://schemas.openxmlformats.org/markup-compatibility/2006" xmlns:aink="http://schemas.microsoft.com/office/drawing/2016/ink" xmlns:am3d="http://schemas.microsoft.com/office/drawing/2017/model3d" xmlns:o="urn:schemas-microsoft-com:office:office" xmlns:oel="http://schemas.microsoft.com/office/2019/extlst" xmlns:r="http://schemas.openxmlformats.org/officeDocument/2006/relationships" xmlns:m="http://schemas.openxmlformats.org/officeDocument/2006/math" xmlns:v="urn:schemas-microsoft-com:vml" xmlns:wp14="http://schemas.microsoft.com/office/word/2010/wordprocessingDrawing" xmlns:wp="http://schemas.openxmlformats.org/drawingml/2006/wordprocessingDrawing" xmlns:w10="urn:schemas-microsoft-com:office:word" xmlns:w="http://schemas.openxmlformats.org/wordprocessingml/2006/main" xmlns:w14="http://schemas.microsoft.com/office/word/2010/wordml" xmlns:w15="http://schemas.microsoft.com/office/word/2012/wordml" xmlns:w16cex="http://schemas.microsoft.com/office/word/2018/wordml/cex" xmlns:w16cid="http://schemas.microsoft.com/office/word/2016/wordml/cid" xmlns:w16="http://schemas.microsoft.com/office/word/2018/wordml" xmlns:w16du="http://schemas.microsoft.com/office/word/2023/wordml/word16du" xmlns:w16sdtdh="http://schemas.microsoft.com/office/word/2020/wordml/sdtdatahash" xmlns:w16sdtfl="http://schemas.microsoft.com/office/word/2024/wordml/sdtformatlock" xmlns:w16se="http://schemas.microsoft.com/office/word/2015/wordml/symex" xmlns:wpg="http://schemas.microsoft.com/office/word/2010/wordprocessingGroup" xmlns:wpi="http://schemas.microsoft.com/office/word/2010/wordprocessingInk" xmlns:wne="http://schemas.microsoft.com/office/word/2006/wordml" xmlns:wps="http://schemas.microsoft.com/office/word/2010/wordprocessingShape" mc:Ignorable="w14 w15 w16se w16cid w16 w16cex w16sdtdh w16sdtfl w16du wp14">
+  <w:footnote w:type="separator" w:id="-1">
+    <w:p>
+      <w:r>
+        <w:separator/>
+      </w:r>
+    </w:p>
+  </w:footnote>
+  <w:footnote w:type="continuationSeparator" w:id="0">
+    <w:p>
+      <w:r>
+        <w:continuationSeparator/>
+      </w:r>
+    </w:p>
+  </w:footnote>
+</w:footnotes>
 </file>
 
 <file path=word/numbering.xml><?xml version="1.0" encoding="utf-8"?>
@@ -1319,6 +1541,50 @@
       <w:spacing w:val="5"/>
     </w:rPr>
   </w:style>
+  <w:style w:type="paragraph" w:styleId="ae">
+    <w:name w:val="header"/>
+    <w:basedOn w:val="a"/>
+    <w:link w:val="af"/>
+    <w:uiPriority w:val="99"/>
+    <w:unhideWhenUsed/>
+    <w:rsid w:val="004E5B68"/>
+    <w:pPr>
+      <w:tabs>
+        <w:tab w:val="center" w:pos="4153"/>
+        <w:tab w:val="right" w:pos="8306"/>
+      </w:tabs>
+      <w:snapToGrid w:val="0"/>
+    </w:pPr>
+  </w:style>
+  <w:style w:type="character" w:customStyle="1" w:styleId="af">
+    <w:name w:val="页眉 字符"/>
+    <w:basedOn w:val="a0"/>
+    <w:link w:val="ae"/>
+    <w:uiPriority w:val="99"/>
+    <w:rsid w:val="004E5B68"/>
+  </w:style>
+  <w:style w:type="paragraph" w:styleId="af0">
+    <w:name w:val="footer"/>
+    <w:basedOn w:val="a"/>
+    <w:link w:val="af1"/>
+    <w:uiPriority w:val="99"/>
+    <w:unhideWhenUsed/>
+    <w:rsid w:val="004E5B68"/>
+    <w:pPr>
+      <w:tabs>
+        <w:tab w:val="center" w:pos="4153"/>
+        <w:tab w:val="right" w:pos="8306"/>
+      </w:tabs>
+      <w:snapToGrid w:val="0"/>
+    </w:pPr>
+  </w:style>
+  <w:style w:type="character" w:customStyle="1" w:styleId="af1">
+    <w:name w:val="页脚 字符"/>
+    <w:basedOn w:val="a0"/>
+    <w:link w:val="af0"/>
+    <w:uiPriority w:val="99"/>
+    <w:rsid w:val="004E5B68"/>
+  </w:style>
 </w:styles>
 </file>
 

--- a/14种扫雷变体/M.docx
+++ b/14种扫雷变体/M.docx
@@ -335,6 +335,105 @@
         </w:rPr>
         <w:t xml:space="preserve">e.g. </w:t>
       </w:r>
+      <w:r>
+        <w:rPr>
+          <w:rFonts w:hint="eastAsia"/>
+          <w:lang w:eastAsia="zh-CN"/>
+        </w:rPr>
+        <w:t>下图中圈出区域</w:t>
+      </w:r>
+      <w:r>
+        <w:rPr>
+          <w:rFonts w:hint="eastAsia"/>
+          <w:lang w:eastAsia="zh-CN"/>
+        </w:rPr>
+        <w:t>如果是</w:t>
+      </w:r>
+      <w:r>
+        <w:rPr>
+          <w:rFonts w:hint="eastAsia"/>
+          <w:lang w:eastAsia="zh-CN"/>
+        </w:rPr>
+        <w:t>2</w:t>
+      </w:r>
+      <w:r>
+        <w:rPr>
+          <w:rFonts w:hint="eastAsia"/>
+          <w:lang w:eastAsia="zh-CN"/>
+        </w:rPr>
+        <w:t>雷</w:t>
+      </w:r>
+      <w:r>
+        <w:rPr>
+          <w:rFonts w:hint="eastAsia"/>
+          <w:lang w:eastAsia="zh-CN"/>
+        </w:rPr>
+        <w:t>，那么</w:t>
+      </w:r>
+      <w:r>
+        <w:rPr>
+          <w:rFonts w:hint="eastAsia"/>
+          <w:lang w:eastAsia="zh-CN"/>
+        </w:rPr>
+        <w:t>5</w:t>
+      </w:r>
+      <w:r>
+        <w:rPr>
+          <w:rFonts w:hint="eastAsia"/>
+          <w:lang w:eastAsia="zh-CN"/>
+        </w:rPr>
+        <w:t>右边的三个格子必然有一个白格是雷；如果是</w:t>
+      </w:r>
+      <w:r>
+        <w:rPr>
+          <w:rFonts w:hint="eastAsia"/>
+          <w:lang w:eastAsia="zh-CN"/>
+        </w:rPr>
+        <w:t>4</w:t>
+      </w:r>
+      <w:r>
+        <w:rPr>
+          <w:rFonts w:hint="eastAsia"/>
+          <w:lang w:eastAsia="zh-CN"/>
+        </w:rPr>
+        <w:t>，那么</w:t>
+      </w:r>
+      <w:r>
+        <w:rPr>
+          <w:rFonts w:hint="eastAsia"/>
+          <w:lang w:eastAsia="zh-CN"/>
+        </w:rPr>
+        <w:t>5</w:t>
+      </w:r>
+      <w:r>
+        <w:rPr>
+          <w:rFonts w:hint="eastAsia"/>
+          <w:lang w:eastAsia="zh-CN"/>
+        </w:rPr>
+        <w:t>右边的三个格子都没雷，因此无论如何</w:t>
+      </w:r>
+      <w:r>
+        <w:rPr>
+          <w:rFonts w:hint="eastAsia"/>
+          <w:lang w:eastAsia="zh-CN"/>
+        </w:rPr>
+        <w:t>5</w:t>
+      </w:r>
+      <w:r>
+        <w:rPr>
+          <w:rFonts w:hint="eastAsia"/>
+          <w:lang w:eastAsia="zh-CN"/>
+        </w:rPr>
+        <w:t>右边的黑格都不是雷</w:t>
+      </w:r>
+    </w:p>
+    <w:p>
+      <w:pPr>
+        <w:pStyle w:val="a9"/>
+        <w:rPr>
+          <w:lang w:eastAsia="zh-CN"/>
+        </w:rPr>
+      </w:pPr>
     </w:p>
     <w:p>
       <w:pPr>
@@ -390,51 +489,59 @@
       <w:pPr>
         <w:pStyle w:val="a9"/>
         <w:rPr>
-          <w:rFonts w:hint="eastAsia"/>
-          <w:lang w:eastAsia="zh-CN"/>
-        </w:rPr>
-      </w:pPr>
-      <w:r>
-        <w:rPr>
-          <w:rFonts w:hint="eastAsia"/>
-          <w:lang w:eastAsia="zh-CN"/>
-        </w:rPr>
-        <w:t>如果是</w:t>
-      </w:r>
-      <w:r>
-        <w:rPr>
-          <w:rFonts w:hint="eastAsia"/>
-          <w:lang w:eastAsia="zh-CN"/>
-        </w:rPr>
-        <w:t>2</w:t>
-      </w:r>
-      <w:r>
-        <w:rPr>
-          <w:rFonts w:hint="eastAsia"/>
-          <w:lang w:eastAsia="zh-CN"/>
-        </w:rPr>
-        <w:t>，那么</w:t>
-      </w:r>
-      <w:r>
-        <w:rPr>
-          <w:rFonts w:hint="eastAsia"/>
-          <w:lang w:eastAsia="zh-CN"/>
-        </w:rPr>
-        <w:t>5</w:t>
-      </w:r>
-      <w:r>
-        <w:rPr>
-          <w:rFonts w:hint="eastAsia"/>
-          <w:lang w:eastAsia="zh-CN"/>
-        </w:rPr>
-        <w:t>右边的三个格子必然有一个白格是雷</w:t>
-      </w:r>
-      <w:r>
-        <w:rPr>
-          <w:rFonts w:hint="eastAsia"/>
-          <w:lang w:eastAsia="zh-CN"/>
-        </w:rPr>
-        <w:t>；如果是</w:t>
+          <w:lang w:eastAsia="zh-CN"/>
+        </w:rPr>
+      </w:pPr>
+    </w:p>
+    <w:p>
+      <w:pPr>
+        <w:pStyle w:val="a9"/>
+        <w:rPr>
+          <w:rFonts w:hint="eastAsia"/>
+          <w:lang w:eastAsia="zh-CN"/>
+        </w:rPr>
+      </w:pPr>
+      <w:r>
+        <w:rPr>
+          <w:rFonts w:hint="eastAsia"/>
+          <w:lang w:eastAsia="zh-CN"/>
+        </w:rPr>
+        <w:t xml:space="preserve">e.g.2 </w:t>
+      </w:r>
+      <w:r>
+        <w:rPr>
+          <w:rFonts w:hint="eastAsia"/>
+          <w:lang w:eastAsia="zh-CN"/>
+        </w:rPr>
+        <w:t>下图中至少</w:t>
+      </w:r>
+      <w:r>
+        <w:rPr>
+          <w:rFonts w:hint="eastAsia"/>
+          <w:lang w:eastAsia="zh-CN"/>
+        </w:rPr>
+        <w:t>1</w:t>
+      </w:r>
+      <w:r>
+        <w:rPr>
+          <w:rFonts w:hint="eastAsia"/>
+          <w:lang w:eastAsia="zh-CN"/>
+        </w:rPr>
+        <w:t>个</w:t>
+      </w:r>
+      <w:r>
+        <w:rPr>
+          <w:rFonts w:hint="eastAsia"/>
+          <w:lang w:eastAsia="zh-CN"/>
+        </w:rPr>
+        <w:t>x</w:t>
+      </w:r>
+      <w:r>
+        <w:rPr>
+          <w:rFonts w:hint="eastAsia"/>
+          <w:lang w:eastAsia="zh-CN"/>
+        </w:rPr>
+        <w:t>是雷，不然右边的</w:t>
       </w:r>
       <w:r>
         <w:rPr>
@@ -448,35 +555,85 @@
           <w:rFonts w:hint="eastAsia"/>
           <w:lang w:eastAsia="zh-CN"/>
         </w:rPr>
-        <w:t>，那么</w:t>
-      </w:r>
-      <w:r>
-        <w:rPr>
-          <w:rFonts w:hint="eastAsia"/>
-          <w:lang w:eastAsia="zh-CN"/>
-        </w:rPr>
-        <w:t>5</w:t>
-      </w:r>
-      <w:r>
-        <w:rPr>
-          <w:rFonts w:hint="eastAsia"/>
-          <w:lang w:eastAsia="zh-CN"/>
-        </w:rPr>
-        <w:t>右边的三个格子都没雷，因此无论如何</w:t>
-      </w:r>
-      <w:r>
-        <w:rPr>
-          <w:rFonts w:hint="eastAsia"/>
-          <w:lang w:eastAsia="zh-CN"/>
-        </w:rPr>
-        <w:t>5</w:t>
-      </w:r>
-      <w:r>
-        <w:rPr>
-          <w:rFonts w:hint="eastAsia"/>
-          <w:lang w:eastAsia="zh-CN"/>
-        </w:rPr>
-        <w:t>右边的黑格都不是雷</w:t>
+        <w:t>无法满足。不管哪个</w:t>
+      </w:r>
+      <w:r>
+        <w:rPr>
+          <w:rFonts w:hint="eastAsia"/>
+          <w:lang w:eastAsia="zh-CN"/>
+        </w:rPr>
+        <w:t>x</w:t>
+      </w:r>
+      <w:r>
+        <w:rPr>
+          <w:rFonts w:hint="eastAsia"/>
+          <w:lang w:eastAsia="zh-CN"/>
+        </w:rPr>
+        <w:t>是雷，被上下的</w:t>
+      </w:r>
+      <w:r>
+        <w:rPr>
+          <w:rFonts w:hint="eastAsia"/>
+          <w:lang w:eastAsia="zh-CN"/>
+        </w:rPr>
+        <w:t>3</w:t>
+      </w:r>
+      <w:r>
+        <w:rPr>
+          <w:rFonts w:hint="eastAsia"/>
+          <w:lang w:eastAsia="zh-CN"/>
+        </w:rPr>
+        <w:t>夹着的白格必然不是雷</w:t>
+      </w:r>
+    </w:p>
+    <w:p>
+      <w:pPr>
+        <w:pStyle w:val="a9"/>
+        <w:rPr>
+          <w:rFonts w:hint="eastAsia"/>
+          <w:lang w:eastAsia="zh-CN"/>
+        </w:rPr>
+      </w:pPr>
+      <w:r>
+        <w:rPr>
+          <w:lang w:eastAsia="zh-CN"/>
+        </w:rPr>
+        <w:lastRenderedPageBreak/>
+        <w:drawing>
+          <wp:inline distT="0" distB="0" distL="0" distR="0" wp14:anchorId="1AC4A385" wp14:editId="1989BBA5">
+            <wp:extent cx="4523101" cy="4021018"/>
+            <wp:effectExtent l="0" t="0" r="0" b="0"/>
+            <wp:docPr id="601886157" name="图片 1"/>
+            <wp:cNvGraphicFramePr>
+              <a:graphicFrameLocks xmlns:a="http://schemas.openxmlformats.org/drawingml/2006/main" noChangeAspect="1"/>
+            </wp:cNvGraphicFramePr>
+            <a:graphic xmlns:a="http://schemas.openxmlformats.org/drawingml/2006/main">
+              <a:graphicData uri="http://schemas.openxmlformats.org/drawingml/2006/picture">
+                <pic:pic xmlns:pic="http://schemas.openxmlformats.org/drawingml/2006/picture">
+                  <pic:nvPicPr>
+                    <pic:cNvPr id="601886157" name=""/>
+                    <pic:cNvPicPr/>
+                  </pic:nvPicPr>
+                  <pic:blipFill>
+                    <a:blip r:embed="rId10"/>
+                    <a:stretch>
+                      <a:fillRect/>
+                    </a:stretch>
+                  </pic:blipFill>
+                  <pic:spPr>
+                    <a:xfrm>
+                      <a:off x="0" y="0"/>
+                      <a:ext cx="4531427" cy="4028420"/>
+                    </a:xfrm>
+                    <a:prstGeom prst="rect">
+                      <a:avLst/>
+                    </a:prstGeom>
+                  </pic:spPr>
+                </pic:pic>
+              </a:graphicData>
+            </a:graphic>
+          </wp:inline>
+        </w:drawing>
       </w:r>
     </w:p>
     <w:p>

--- a/14种扫雷变体/M.docx
+++ b/14种扫雷变体/M.docx
@@ -340,14 +340,7 @@
           <w:rFonts w:hint="eastAsia"/>
           <w:lang w:eastAsia="zh-CN"/>
         </w:rPr>
-        <w:t>下图中圈出区域</w:t>
-      </w:r>
-      <w:r>
-        <w:rPr>
-          <w:rFonts w:hint="eastAsia"/>
-          <w:lang w:eastAsia="zh-CN"/>
-        </w:rPr>
-        <w:t>如果是</w:t>
+        <w:t>下图中圈出区域如果是</w:t>
       </w:r>
       <w:r>
         <w:rPr>
@@ -361,14 +354,7 @@
           <w:rFonts w:hint="eastAsia"/>
           <w:lang w:eastAsia="zh-CN"/>
         </w:rPr>
-        <w:t>雷</w:t>
-      </w:r>
-      <w:r>
-        <w:rPr>
-          <w:rFonts w:hint="eastAsia"/>
-          <w:lang w:eastAsia="zh-CN"/>
-        </w:rPr>
-        <w:t>，那么</w:t>
+        <w:t>雷，那么</w:t>
       </w:r>
       <w:r>
         <w:rPr>
@@ -497,7 +483,6 @@
       <w:pPr>
         <w:pStyle w:val="a9"/>
         <w:rPr>
-          <w:rFonts w:hint="eastAsia"/>
           <w:lang w:eastAsia="zh-CN"/>
         </w:rPr>
       </w:pPr>
@@ -590,12 +575,12 @@
       <w:pPr>
         <w:pStyle w:val="a9"/>
         <w:rPr>
-          <w:rFonts w:hint="eastAsia"/>
-          <w:lang w:eastAsia="zh-CN"/>
-        </w:rPr>
-      </w:pPr>
-      <w:r>
-        <w:rPr>
+          <w:lang w:eastAsia="zh-CN"/>
+        </w:rPr>
+      </w:pPr>
+      <w:r>
+        <w:rPr>
+          <w:noProof/>
           <w:lang w:eastAsia="zh-CN"/>
         </w:rPr>
         <w:lastRenderedPageBreak/>
@@ -624,6 +609,98 @@
                     <a:xfrm>
                       <a:off x="0" y="0"/>
                       <a:ext cx="4531427" cy="4028420"/>
+                    </a:xfrm>
+                    <a:prstGeom prst="rect">
+                      <a:avLst/>
+                    </a:prstGeom>
+                  </pic:spPr>
+                </pic:pic>
+              </a:graphicData>
+            </a:graphic>
+          </wp:inline>
+        </w:drawing>
+      </w:r>
+    </w:p>
+    <w:p>
+      <w:pPr>
+        <w:pStyle w:val="a9"/>
+        <w:rPr>
+          <w:lang w:eastAsia="zh-CN"/>
+        </w:rPr>
+      </w:pPr>
+    </w:p>
+    <w:p>
+      <w:pPr>
+        <w:pStyle w:val="a9"/>
+        <w:rPr>
+          <w:rFonts w:hint="eastAsia"/>
+          <w:lang w:eastAsia="zh-CN"/>
+        </w:rPr>
+      </w:pPr>
+      <w:r>
+        <w:rPr>
+          <w:lang w:eastAsia="zh-CN"/>
+        </w:rPr>
+        <w:t xml:space="preserve">e.g.3 </w:t>
+      </w:r>
+      <w:r>
+        <w:rPr>
+          <w:rFonts w:hint="eastAsia"/>
+          <w:lang w:eastAsia="zh-CN"/>
+        </w:rPr>
+        <w:t>下图中可知</w:t>
+      </w:r>
+      <w:r>
+        <w:rPr>
+          <w:rFonts w:hint="eastAsia"/>
+          <w:lang w:eastAsia="zh-CN"/>
+        </w:rPr>
+        <w:t>3</w:t>
+      </w:r>
+      <w:r>
+        <w:rPr>
+          <w:rFonts w:hint="eastAsia"/>
+          <w:lang w:eastAsia="zh-CN"/>
+        </w:rPr>
+        <w:t>上方没雷</w:t>
+      </w:r>
+    </w:p>
+    <w:p>
+      <w:pPr>
+        <w:pStyle w:val="a9"/>
+        <w:rPr>
+          <w:lang w:eastAsia="zh-CN"/>
+        </w:rPr>
+      </w:pPr>
+      <w:r>
+        <w:rPr>
+          <w:lang w:eastAsia="zh-CN"/>
+        </w:rPr>
+        <w:drawing>
+          <wp:inline distT="0" distB="0" distL="0" distR="0" wp14:anchorId="3F7E8962" wp14:editId="1A6A7499">
+            <wp:extent cx="4210151" cy="4083938"/>
+            <wp:effectExtent l="0" t="0" r="0" b="0"/>
+            <wp:docPr id="1828274774" name="图片 1"/>
+            <wp:cNvGraphicFramePr>
+              <a:graphicFrameLocks xmlns:a="http://schemas.openxmlformats.org/drawingml/2006/main" noChangeAspect="1"/>
+            </wp:cNvGraphicFramePr>
+            <a:graphic xmlns:a="http://schemas.openxmlformats.org/drawingml/2006/main">
+              <a:graphicData uri="http://schemas.openxmlformats.org/drawingml/2006/picture">
+                <pic:pic xmlns:pic="http://schemas.openxmlformats.org/drawingml/2006/picture">
+                  <pic:nvPicPr>
+                    <pic:cNvPr id="1828274774" name=""/>
+                    <pic:cNvPicPr/>
+                  </pic:nvPicPr>
+                  <pic:blipFill>
+                    <a:blip r:embed="rId11"/>
+                    <a:stretch>
+                      <a:fillRect/>
+                    </a:stretch>
+                  </pic:blipFill>
+                  <pic:spPr>
+                    <a:xfrm>
+                      <a:off x="0" y="0"/>
+                      <a:ext cx="4216383" cy="4089983"/>
                     </a:xfrm>
                     <a:prstGeom prst="rect">
                       <a:avLst/>

--- a/14种扫雷变体/M.docx
+++ b/14种扫雷变体/M.docx
@@ -292,7 +292,23 @@
           <w:rFonts w:hint="eastAsia"/>
           <w:lang w:eastAsia="zh-CN"/>
         </w:rPr>
-        <w:t>，就能找到都是雷或者都不是雷的区域</w:t>
+        <w:t>，就能找到都是</w:t>
+      </w:r>
+      <w:proofErr w:type="gramStart"/>
+      <w:r>
+        <w:rPr>
+          <w:rFonts w:hint="eastAsia"/>
+          <w:lang w:eastAsia="zh-CN"/>
+        </w:rPr>
+        <w:t>雷或者</w:t>
+      </w:r>
+      <w:proofErr w:type="gramEnd"/>
+      <w:r>
+        <w:rPr>
+          <w:rFonts w:hint="eastAsia"/>
+          <w:lang w:eastAsia="zh-CN"/>
+        </w:rPr>
+        <w:t>都不是雷的区域</w:t>
       </w:r>
     </w:p>
     <w:p>
@@ -633,7 +649,6 @@
       <w:pPr>
         <w:pStyle w:val="a9"/>
         <w:rPr>
-          <w:rFonts w:hint="eastAsia"/>
           <w:lang w:eastAsia="zh-CN"/>
         </w:rPr>
       </w:pPr>
@@ -674,12 +689,13 @@
       </w:pPr>
       <w:r>
         <w:rPr>
+          <w:noProof/>
           <w:lang w:eastAsia="zh-CN"/>
         </w:rPr>
         <w:drawing>
-          <wp:inline distT="0" distB="0" distL="0" distR="0" wp14:anchorId="3F7E8962" wp14:editId="1A6A7499">
-            <wp:extent cx="4210151" cy="4083938"/>
-            <wp:effectExtent l="0" t="0" r="0" b="0"/>
+          <wp:inline distT="0" distB="0" distL="0" distR="0" wp14:anchorId="3F7E8962" wp14:editId="08A17EDF">
+            <wp:extent cx="4322618" cy="4193034"/>
+            <wp:effectExtent l="0" t="0" r="1905" b="0"/>
             <wp:docPr id="1828274774" name="图片 1"/>
             <wp:cNvGraphicFramePr>
               <a:graphicFrameLocks xmlns:a="http://schemas.openxmlformats.org/drawingml/2006/main" noChangeAspect="1"/>
@@ -700,7 +716,7 @@
                   <pic:spPr>
                     <a:xfrm>
                       <a:off x="0" y="0"/>
-                      <a:ext cx="4216383" cy="4089983"/>
+                      <a:ext cx="4330741" cy="4200914"/>
                     </a:xfrm>
                     <a:prstGeom prst="rect">
                       <a:avLst/>
@@ -716,9 +732,106 @@
     <w:p>
       <w:pPr>
         <w:rPr>
-          <w:lang w:eastAsia="zh-CN"/>
-        </w:rPr>
-      </w:pPr>
+          <w:rFonts w:hint="eastAsia"/>
+          <w:lang w:eastAsia="zh-CN"/>
+        </w:rPr>
+      </w:pPr>
+      <w:r>
+        <w:rPr>
+          <w:lang w:eastAsia="zh-CN"/>
+        </w:rPr>
+        <w:lastRenderedPageBreak/>
+        <w:t xml:space="preserve">e.g.4 </w:t>
+      </w:r>
+      <w:r>
+        <w:rPr>
+          <w:rFonts w:hint="eastAsia"/>
+          <w:lang w:eastAsia="zh-CN"/>
+        </w:rPr>
+        <w:t>下图中圈出</w:t>
+      </w:r>
+      <w:r>
+        <w:rPr>
+          <w:rFonts w:hint="eastAsia"/>
+          <w:lang w:eastAsia="zh-CN"/>
+        </w:rPr>
+        <w:t>1</w:t>
+      </w:r>
+      <w:r>
+        <w:rPr>
+          <w:rFonts w:hint="eastAsia"/>
+          <w:lang w:eastAsia="zh-CN"/>
+        </w:rPr>
+        <w:t>之后，可推出圈</w:t>
+      </w:r>
+      <w:r>
+        <w:rPr>
+          <w:rFonts w:hint="eastAsia"/>
+          <w:lang w:eastAsia="zh-CN"/>
+        </w:rPr>
+        <w:t>3</w:t>
+      </w:r>
+      <w:r>
+        <w:rPr>
+          <w:rFonts w:hint="eastAsia"/>
+          <w:lang w:eastAsia="zh-CN"/>
+        </w:rPr>
+        <w:t>和</w:t>
+      </w:r>
+      <w:r>
+        <w:rPr>
+          <w:rFonts w:hint="eastAsia"/>
+          <w:lang w:eastAsia="zh-CN"/>
+        </w:rPr>
+        <w:t>x</w:t>
+      </w:r>
+    </w:p>
+    <w:p>
+      <w:pPr>
+        <w:rPr>
+          <w:lang w:eastAsia="zh-CN"/>
+        </w:rPr>
+      </w:pPr>
+      <w:r>
+        <w:rPr>
+          <w:lang w:eastAsia="zh-CN"/>
+        </w:rPr>
+        <w:drawing>
+          <wp:inline distT="0" distB="0" distL="0" distR="0" wp14:anchorId="70570986" wp14:editId="29E13246">
+            <wp:extent cx="5117352" cy="4327508"/>
+            <wp:effectExtent l="0" t="0" r="7620" b="0"/>
+            <wp:docPr id="894529085" name="图片 1"/>
+            <wp:cNvGraphicFramePr>
+              <a:graphicFrameLocks xmlns:a="http://schemas.openxmlformats.org/drawingml/2006/main" noChangeAspect="1"/>
+            </wp:cNvGraphicFramePr>
+            <a:graphic xmlns:a="http://schemas.openxmlformats.org/drawingml/2006/main">
+              <a:graphicData uri="http://schemas.openxmlformats.org/drawingml/2006/picture">
+                <pic:pic xmlns:pic="http://schemas.openxmlformats.org/drawingml/2006/picture">
+                  <pic:nvPicPr>
+                    <pic:cNvPr id="894529085" name=""/>
+                    <pic:cNvPicPr/>
+                  </pic:nvPicPr>
+                  <pic:blipFill>
+                    <a:blip r:embed="rId12"/>
+                    <a:stretch>
+                      <a:fillRect/>
+                    </a:stretch>
+                  </pic:blipFill>
+                  <pic:spPr>
+                    <a:xfrm>
+                      <a:off x="0" y="0"/>
+                      <a:ext cx="5121387" cy="4330920"/>
+                    </a:xfrm>
+                    <a:prstGeom prst="rect">
+                      <a:avLst/>
+                    </a:prstGeom>
+                  </pic:spPr>
+                </pic:pic>
+              </a:graphicData>
+            </a:graphic>
+          </wp:inline>
+        </w:drawing>
+      </w:r>
     </w:p>
     <w:sectPr>
       <w:pgSz w:w="11906" w:h="16838"/>

--- a/14种扫雷变体/M.docx
+++ b/14种扫雷变体/M.docx
@@ -292,23 +292,7 @@
           <w:rFonts w:hint="eastAsia"/>
           <w:lang w:eastAsia="zh-CN"/>
         </w:rPr>
-        <w:t>，就能找到都是</w:t>
-      </w:r>
-      <w:proofErr w:type="gramStart"/>
-      <w:r>
-        <w:rPr>
-          <w:rFonts w:hint="eastAsia"/>
-          <w:lang w:eastAsia="zh-CN"/>
-        </w:rPr>
-        <w:t>雷或者</w:t>
-      </w:r>
-      <w:proofErr w:type="gramEnd"/>
-      <w:r>
-        <w:rPr>
-          <w:rFonts w:hint="eastAsia"/>
-          <w:lang w:eastAsia="zh-CN"/>
-        </w:rPr>
-        <w:t>都不是雷的区域</w:t>
+        <w:t>，就能找到都是雷或者都不是雷的区域</w:t>
       </w:r>
     </w:p>
     <w:p>
@@ -731,8 +715,8 @@
     </w:p>
     <w:p>
       <w:pPr>
-        <w:rPr>
-          <w:rFonts w:hint="eastAsia"/>
+        <w:ind w:firstLineChars="300" w:firstLine="720"/>
+        <w:rPr>
           <w:lang w:eastAsia="zh-CN"/>
         </w:rPr>
       </w:pPr>
@@ -788,18 +772,20 @@
     </w:p>
     <w:p>
       <w:pPr>
-        <w:rPr>
-          <w:lang w:eastAsia="zh-CN"/>
-        </w:rPr>
-      </w:pPr>
-      <w:r>
-        <w:rPr>
+        <w:ind w:firstLineChars="300" w:firstLine="720"/>
+        <w:rPr>
+          <w:lang w:eastAsia="zh-CN"/>
+        </w:rPr>
+      </w:pPr>
+      <w:r>
+        <w:rPr>
+          <w:noProof/>
           <w:lang w:eastAsia="zh-CN"/>
         </w:rPr>
         <w:drawing>
-          <wp:inline distT="0" distB="0" distL="0" distR="0" wp14:anchorId="70570986" wp14:editId="29E13246">
-            <wp:extent cx="5117352" cy="4327508"/>
-            <wp:effectExtent l="0" t="0" r="7620" b="0"/>
+          <wp:inline distT="0" distB="0" distL="0" distR="0" wp14:anchorId="70570986" wp14:editId="0C8473C2">
+            <wp:extent cx="5085433" cy="4300516"/>
+            <wp:effectExtent l="0" t="0" r="1270" b="5080"/>
             <wp:docPr id="894529085" name="图片 1"/>
             <wp:cNvGraphicFramePr>
               <a:graphicFrameLocks xmlns:a="http://schemas.openxmlformats.org/drawingml/2006/main" noChangeAspect="1"/>
@@ -820,7 +806,134 @@
                   <pic:spPr>
                     <a:xfrm>
                       <a:off x="0" y="0"/>
-                      <a:ext cx="5121387" cy="4330920"/>
+                      <a:ext cx="5098871" cy="4311880"/>
+                    </a:xfrm>
+                    <a:prstGeom prst="rect">
+                      <a:avLst/>
+                    </a:prstGeom>
+                  </pic:spPr>
+                </pic:pic>
+              </a:graphicData>
+            </a:graphic>
+          </wp:inline>
+        </w:drawing>
+      </w:r>
+    </w:p>
+    <w:p>
+      <w:pPr>
+        <w:rPr>
+          <w:lang w:eastAsia="zh-CN"/>
+        </w:rPr>
+      </w:pPr>
+    </w:p>
+    <w:p>
+      <w:pPr>
+        <w:pStyle w:val="a9"/>
+        <w:numPr>
+          <w:ilvl w:val="0"/>
+          <w:numId w:val="1"/>
+        </w:numPr>
+        <w:rPr>
+          <w:lang w:eastAsia="zh-CN"/>
+        </w:rPr>
+      </w:pPr>
+      <w:r>
+        <w:rPr>
+          <w:rFonts w:hint="eastAsia"/>
+          <w:lang w:eastAsia="zh-CN"/>
+        </w:rPr>
+        <w:t>考虑上下界</w:t>
+      </w:r>
+    </w:p>
+    <w:p>
+      <w:pPr>
+        <w:pStyle w:val="a9"/>
+        <w:rPr>
+          <w:rFonts w:hint="eastAsia"/>
+          <w:lang w:eastAsia="zh-CN"/>
+        </w:rPr>
+      </w:pPr>
+      <w:r>
+        <w:rPr>
+          <w:rFonts w:hint="eastAsia"/>
+          <w:lang w:eastAsia="zh-CN"/>
+        </w:rPr>
+        <w:t xml:space="preserve">e.g. </w:t>
+      </w:r>
+      <w:r>
+        <w:rPr>
+          <w:rFonts w:hint="eastAsia"/>
+          <w:lang w:eastAsia="zh-CN"/>
+        </w:rPr>
+        <w:t>下图中圈出部分最多</w:t>
+      </w:r>
+      <w:r>
+        <w:rPr>
+          <w:rFonts w:hint="eastAsia"/>
+          <w:lang w:eastAsia="zh-CN"/>
+        </w:rPr>
+        <w:t>5</w:t>
+      </w:r>
+      <w:r>
+        <w:rPr>
+          <w:rFonts w:hint="eastAsia"/>
+          <w:lang w:eastAsia="zh-CN"/>
+        </w:rPr>
+        <w:t>雷，因此下方至少</w:t>
+      </w:r>
+      <w:r>
+        <w:rPr>
+          <w:rFonts w:hint="eastAsia"/>
+          <w:lang w:eastAsia="zh-CN"/>
+        </w:rPr>
+        <w:t>4</w:t>
+      </w:r>
+      <w:r>
+        <w:rPr>
+          <w:rFonts w:hint="eastAsia"/>
+          <w:lang w:eastAsia="zh-CN"/>
+        </w:rPr>
+        <w:t>雷，因此最下方白格不是雷</w:t>
+      </w:r>
+    </w:p>
+    <w:p>
+      <w:pPr>
+        <w:pStyle w:val="a9"/>
+        <w:rPr>
+          <w:rFonts w:hint="eastAsia"/>
+          <w:lang w:eastAsia="zh-CN"/>
+        </w:rPr>
+      </w:pPr>
+      <w:r>
+        <w:rPr>
+          <w:lang w:eastAsia="zh-CN"/>
+        </w:rPr>
+        <w:lastRenderedPageBreak/>
+        <w:drawing>
+          <wp:inline distT="0" distB="0" distL="0" distR="0" wp14:anchorId="3CFD7D54" wp14:editId="63995845">
+            <wp:extent cx="4660017" cy="4326758"/>
+            <wp:effectExtent l="0" t="0" r="7620" b="0"/>
+            <wp:docPr id="416233210" name="图片 1"/>
+            <wp:cNvGraphicFramePr>
+              <a:graphicFrameLocks xmlns:a="http://schemas.openxmlformats.org/drawingml/2006/main" noChangeAspect="1"/>
+            </wp:cNvGraphicFramePr>
+            <a:graphic xmlns:a="http://schemas.openxmlformats.org/drawingml/2006/main">
+              <a:graphicData uri="http://schemas.openxmlformats.org/drawingml/2006/picture">
+                <pic:pic xmlns:pic="http://schemas.openxmlformats.org/drawingml/2006/picture">
+                  <pic:nvPicPr>
+                    <pic:cNvPr id="416233210" name=""/>
+                    <pic:cNvPicPr/>
+                  </pic:nvPicPr>
+                  <pic:blipFill>
+                    <a:blip r:embed="rId13"/>
+                    <a:stretch>
+                      <a:fillRect/>
+                    </a:stretch>
+                  </pic:blipFill>
+                  <pic:spPr>
+                    <a:xfrm>
+                      <a:off x="0" y="0"/>
+                      <a:ext cx="4662829" cy="4329369"/>
                     </a:xfrm>
                     <a:prstGeom prst="rect">
                       <a:avLst/>

--- a/14种扫雷变体/M.docx
+++ b/14种扫雷变体/M.docx
@@ -849,7 +849,6 @@
       <w:pPr>
         <w:pStyle w:val="a9"/>
         <w:rPr>
-          <w:rFonts w:hint="eastAsia"/>
           <w:lang w:eastAsia="zh-CN"/>
         </w:rPr>
       </w:pPr>
@@ -900,12 +899,12 @@
       <w:pPr>
         <w:pStyle w:val="a9"/>
         <w:rPr>
-          <w:rFonts w:hint="eastAsia"/>
-          <w:lang w:eastAsia="zh-CN"/>
-        </w:rPr>
-      </w:pPr>
-      <w:r>
-        <w:rPr>
+          <w:lang w:eastAsia="zh-CN"/>
+        </w:rPr>
+      </w:pPr>
+      <w:r>
+        <w:rPr>
+          <w:noProof/>
           <w:lang w:eastAsia="zh-CN"/>
         </w:rPr>
         <w:lastRenderedPageBreak/>
@@ -934,6 +933,112 @@
                     <a:xfrm>
                       <a:off x="0" y="0"/>
                       <a:ext cx="4662829" cy="4329369"/>
+                    </a:xfrm>
+                    <a:prstGeom prst="rect">
+                      <a:avLst/>
+                    </a:prstGeom>
+                  </pic:spPr>
+                </pic:pic>
+              </a:graphicData>
+            </a:graphic>
+          </wp:inline>
+        </w:drawing>
+      </w:r>
+    </w:p>
+    <w:p>
+      <w:pPr>
+        <w:pStyle w:val="a9"/>
+        <w:rPr>
+          <w:lang w:eastAsia="zh-CN"/>
+        </w:rPr>
+      </w:pPr>
+    </w:p>
+    <w:p>
+      <w:pPr>
+        <w:pStyle w:val="a9"/>
+        <w:rPr>
+          <w:lang w:eastAsia="zh-CN"/>
+        </w:rPr>
+      </w:pPr>
+      <w:r>
+        <w:rPr>
+          <w:lang w:eastAsia="zh-CN"/>
+        </w:rPr>
+        <w:t xml:space="preserve">e.g.2 </w:t>
+      </w:r>
+      <w:r>
+        <w:rPr>
+          <w:rFonts w:hint="eastAsia"/>
+          <w:lang w:eastAsia="zh-CN"/>
+        </w:rPr>
+        <w:t>下图中左边区域小于等于</w:t>
+      </w:r>
+      <w:r>
+        <w:rPr>
+          <w:rFonts w:hint="eastAsia"/>
+          <w:lang w:eastAsia="zh-CN"/>
+        </w:rPr>
+        <w:t>4</w:t>
+      </w:r>
+      <w:r>
+        <w:rPr>
+          <w:rFonts w:hint="eastAsia"/>
+          <w:lang w:eastAsia="zh-CN"/>
+        </w:rPr>
+        <w:t>个雷蕴含右边区域大于等于</w:t>
+      </w:r>
+      <w:r>
+        <w:rPr>
+          <w:rFonts w:hint="eastAsia"/>
+          <w:lang w:eastAsia="zh-CN"/>
+        </w:rPr>
+        <w:t>3</w:t>
+      </w:r>
+      <w:r>
+        <w:rPr>
+          <w:rFonts w:hint="eastAsia"/>
+          <w:lang w:eastAsia="zh-CN"/>
+        </w:rPr>
+        <w:t>个雷</w:t>
+      </w:r>
+    </w:p>
+    <w:p>
+      <w:pPr>
+        <w:pStyle w:val="a9"/>
+        <w:rPr>
+          <w:lang w:eastAsia="zh-CN"/>
+        </w:rPr>
+      </w:pPr>
+      <w:r>
+        <w:rPr>
+          <w:lang w:eastAsia="zh-CN"/>
+        </w:rPr>
+        <w:lastRenderedPageBreak/>
+        <w:drawing>
+          <wp:inline distT="0" distB="0" distL="0" distR="0" wp14:anchorId="503B77C8" wp14:editId="597CFAA5">
+            <wp:extent cx="4977856" cy="4238909"/>
+            <wp:effectExtent l="0" t="0" r="0" b="9525"/>
+            <wp:docPr id="1452555323" name="图片 1"/>
+            <wp:cNvGraphicFramePr>
+              <a:graphicFrameLocks xmlns:a="http://schemas.openxmlformats.org/drawingml/2006/main" noChangeAspect="1"/>
+            </wp:cNvGraphicFramePr>
+            <a:graphic xmlns:a="http://schemas.openxmlformats.org/drawingml/2006/main">
+              <a:graphicData uri="http://schemas.openxmlformats.org/drawingml/2006/picture">
+                <pic:pic xmlns:pic="http://schemas.openxmlformats.org/drawingml/2006/picture">
+                  <pic:nvPicPr>
+                    <pic:cNvPr id="1452555323" name=""/>
+                    <pic:cNvPicPr/>
+                  </pic:nvPicPr>
+                  <pic:blipFill>
+                    <a:blip r:embed="rId14"/>
+                    <a:stretch>
+                      <a:fillRect/>
+                    </a:stretch>
+                  </pic:blipFill>
+                  <pic:spPr>
+                    <a:xfrm>
+                      <a:off x="0" y="0"/>
+                      <a:ext cx="4985207" cy="4245168"/>
                     </a:xfrm>
                     <a:prstGeom prst="rect">
                       <a:avLst/>

--- a/14种扫雷变体/M.docx
+++ b/14种扫雷变体/M.docx
@@ -1011,6 +1011,7 @@
       </w:pPr>
       <w:r>
         <w:rPr>
+          <w:noProof/>
           <w:lang w:eastAsia="zh-CN"/>
         </w:rPr>
         <w:lastRenderedPageBreak/>
@@ -1039,6 +1040,129 @@
                     <a:xfrm>
                       <a:off x="0" y="0"/>
                       <a:ext cx="4985207" cy="4245168"/>
+                    </a:xfrm>
+                    <a:prstGeom prst="rect">
+                      <a:avLst/>
+                    </a:prstGeom>
+                  </pic:spPr>
+                </pic:pic>
+              </a:graphicData>
+            </a:graphic>
+          </wp:inline>
+        </w:drawing>
+      </w:r>
+    </w:p>
+    <w:p>
+      <w:pPr>
+        <w:pStyle w:val="a9"/>
+        <w:rPr>
+          <w:lang w:eastAsia="zh-CN"/>
+        </w:rPr>
+      </w:pPr>
+    </w:p>
+    <w:p>
+      <w:pPr>
+        <w:pStyle w:val="a9"/>
+        <w:rPr>
+          <w:rFonts w:hint="eastAsia"/>
+          <w:lang w:eastAsia="zh-CN"/>
+        </w:rPr>
+      </w:pPr>
+      <w:r>
+        <w:rPr>
+          <w:rFonts w:hint="eastAsia"/>
+          <w:lang w:eastAsia="zh-CN"/>
+        </w:rPr>
+        <w:t xml:space="preserve">e.g.3 </w:t>
+      </w:r>
+      <w:r>
+        <w:rPr>
+          <w:rFonts w:hint="eastAsia"/>
+          <w:lang w:eastAsia="zh-CN"/>
+        </w:rPr>
+        <w:t>下图中上面区域</w:t>
+      </w:r>
+      <w:r>
+        <w:rPr>
+          <w:rFonts w:hint="eastAsia"/>
+          <w:lang w:eastAsia="zh-CN"/>
+        </w:rPr>
+        <w:t>x</w:t>
+      </w:r>
+      <w:r>
+        <w:rPr>
+          <w:rFonts w:hint="eastAsia"/>
+          <w:lang w:eastAsia="zh-CN"/>
+        </w:rPr>
+        <w:t>小于等于</w:t>
+      </w:r>
+      <w:r>
+        <w:rPr>
+          <w:rFonts w:hint="eastAsia"/>
+          <w:lang w:eastAsia="zh-CN"/>
+        </w:rPr>
+        <w:t>3</w:t>
+      </w:r>
+      <w:r>
+        <w:rPr>
+          <w:rFonts w:hint="eastAsia"/>
+          <w:lang w:eastAsia="zh-CN"/>
+        </w:rPr>
+        <w:t>蕴含下面大于等于</w:t>
+      </w:r>
+      <w:r>
+        <w:rPr>
+          <w:rFonts w:hint="eastAsia"/>
+          <w:lang w:eastAsia="zh-CN"/>
+        </w:rPr>
+        <w:t>1</w:t>
+      </w:r>
+      <w:r>
+        <w:rPr>
+          <w:rFonts w:hint="eastAsia"/>
+          <w:lang w:eastAsia="zh-CN"/>
+        </w:rPr>
+        <w:t>，因此白格不可能是雷</w:t>
+      </w:r>
+    </w:p>
+    <w:p>
+      <w:pPr>
+        <w:pStyle w:val="a9"/>
+        <w:rPr>
+          <w:rFonts w:hint="eastAsia"/>
+          <w:lang w:eastAsia="zh-CN"/>
+        </w:rPr>
+      </w:pPr>
+      <w:r>
+        <w:rPr>
+          <w:lang w:eastAsia="zh-CN"/>
+        </w:rPr>
+        <w:lastRenderedPageBreak/>
+        <w:drawing>
+          <wp:inline distT="0" distB="0" distL="0" distR="0" wp14:anchorId="11F71DFC" wp14:editId="66D5BDC4">
+            <wp:extent cx="4713805" cy="4054349"/>
+            <wp:effectExtent l="0" t="0" r="0" b="3810"/>
+            <wp:docPr id="812434578" name="图片 1"/>
+            <wp:cNvGraphicFramePr>
+              <a:graphicFrameLocks xmlns:a="http://schemas.openxmlformats.org/drawingml/2006/main" noChangeAspect="1"/>
+            </wp:cNvGraphicFramePr>
+            <a:graphic xmlns:a="http://schemas.openxmlformats.org/drawingml/2006/main">
+              <a:graphicData uri="http://schemas.openxmlformats.org/drawingml/2006/picture">
+                <pic:pic xmlns:pic="http://schemas.openxmlformats.org/drawingml/2006/picture">
+                  <pic:nvPicPr>
+                    <pic:cNvPr id="812434578" name=""/>
+                    <pic:cNvPicPr/>
+                  </pic:nvPicPr>
+                  <pic:blipFill>
+                    <a:blip r:embed="rId15"/>
+                    <a:stretch>
+                      <a:fillRect/>
+                    </a:stretch>
+                  </pic:blipFill>
+                  <pic:spPr>
+                    <a:xfrm>
+                      <a:off x="0" y="0"/>
+                      <a:ext cx="4718960" cy="4058783"/>
                     </a:xfrm>
                     <a:prstGeom prst="rect">
                       <a:avLst/>

--- a/14种扫雷变体/M.docx
+++ b/14种扫雷变体/M.docx
@@ -1064,7 +1064,6 @@
       <w:pPr>
         <w:pStyle w:val="a9"/>
         <w:rPr>
-          <w:rFonts w:hint="eastAsia"/>
           <w:lang w:eastAsia="zh-CN"/>
         </w:rPr>
       </w:pPr>
@@ -1129,12 +1128,12 @@
       <w:pPr>
         <w:pStyle w:val="a9"/>
         <w:rPr>
-          <w:rFonts w:hint="eastAsia"/>
-          <w:lang w:eastAsia="zh-CN"/>
-        </w:rPr>
-      </w:pPr>
-      <w:r>
-        <w:rPr>
+          <w:lang w:eastAsia="zh-CN"/>
+        </w:rPr>
+      </w:pPr>
+      <w:r>
+        <w:rPr>
+          <w:noProof/>
           <w:lang w:eastAsia="zh-CN"/>
         </w:rPr>
         <w:lastRenderedPageBreak/>
@@ -1163,6 +1162,77 @@
                     <a:xfrm>
                       <a:off x="0" y="0"/>
                       <a:ext cx="4718960" cy="4058783"/>
+                    </a:xfrm>
+                    <a:prstGeom prst="rect">
+                      <a:avLst/>
+                    </a:prstGeom>
+                  </pic:spPr>
+                </pic:pic>
+              </a:graphicData>
+            </a:graphic>
+          </wp:inline>
+        </w:drawing>
+      </w:r>
+    </w:p>
+    <w:p>
+      <w:pPr>
+        <w:pStyle w:val="a9"/>
+        <w:rPr>
+          <w:lang w:eastAsia="zh-CN"/>
+        </w:rPr>
+      </w:pPr>
+    </w:p>
+    <w:p>
+      <w:pPr>
+        <w:pStyle w:val="a9"/>
+        <w:rPr>
+          <w:lang w:eastAsia="zh-CN"/>
+        </w:rPr>
+      </w:pPr>
+      <w:r>
+        <w:rPr>
+          <w:lang w:eastAsia="zh-CN"/>
+        </w:rPr>
+        <w:t>e.g.4</w:t>
+      </w:r>
+    </w:p>
+    <w:p>
+      <w:pPr>
+        <w:pStyle w:val="a9"/>
+        <w:rPr>
+          <w:lang w:eastAsia="zh-CN"/>
+        </w:rPr>
+      </w:pPr>
+      <w:r>
+        <w:rPr>
+          <w:lang w:eastAsia="zh-CN"/>
+        </w:rPr>
+        <w:lastRenderedPageBreak/>
+        <w:drawing>
+          <wp:inline distT="0" distB="0" distL="0" distR="0" wp14:anchorId="52D8C7C6" wp14:editId="4ADE3647">
+            <wp:extent cx="4518211" cy="4333261"/>
+            <wp:effectExtent l="0" t="0" r="0" b="0"/>
+            <wp:docPr id="1507159735" name="图片 1"/>
+            <wp:cNvGraphicFramePr>
+              <a:graphicFrameLocks xmlns:a="http://schemas.openxmlformats.org/drawingml/2006/main" noChangeAspect="1"/>
+            </wp:cNvGraphicFramePr>
+            <a:graphic xmlns:a="http://schemas.openxmlformats.org/drawingml/2006/main">
+              <a:graphicData uri="http://schemas.openxmlformats.org/drawingml/2006/picture">
+                <pic:pic xmlns:pic="http://schemas.openxmlformats.org/drawingml/2006/picture">
+                  <pic:nvPicPr>
+                    <pic:cNvPr id="1507159735" name=""/>
+                    <pic:cNvPicPr/>
+                  </pic:nvPicPr>
+                  <pic:blipFill>
+                    <a:blip r:embed="rId16"/>
+                    <a:stretch>
+                      <a:fillRect/>
+                    </a:stretch>
+                  </pic:blipFill>
+                  <pic:spPr>
+                    <a:xfrm>
+                      <a:off x="0" y="0"/>
+                      <a:ext cx="4522166" cy="4337054"/>
                     </a:xfrm>
                     <a:prstGeom prst="rect">
                       <a:avLst/>
